--- a/forms/08.27.26.v2_19_Privacy_Data_Handling_Policy.docx
+++ b/forms/08.27.26.v2_19_Privacy_Data_Handling_Policy.docx
@@ -188,7 +188,7 @@
         <w:keepLines/>
       </w:pPr>
       <w:r>
-        <w:t>Use of an external artificial intelligence service requires express customer authorization. Remote access also requires separate authorization. A browser bookmark export reveals saved page addresses; it does not provide account passwords or authorize account access.</w:t>
+        <w:t>Use of an external artificial intelligence service requires express customer authorization. Remote access also requires separate authorization. If project material is connected to active or reasonably anticipated litigation or a legal dispute, Raw File Rescue applies elevated-risk review, does not submit that material to an external AI service without appropriate authorization, and does not provide legal strategy or legal advice. A browser bookmark export reveals saved page addresses; it does not provide account passwords or authorize account access.</w:t>
       </w:r>
     </w:p>
     <w:p>
